--- a/docs/submission/final/SHIFT_MRI_Complete_Research_Paper.docx
+++ b/docs/submission/final/SHIFT_MRI_Complete_Research_Paper.docx
@@ -68,7 +68,7 @@
         <w:br/>
         <w:t>Objectives: We conducted a source-locked benchmark evaluating 10 competitive 3D/2D models trained on OASIS-1 (N=198, 1.5T Siemens) and prospectively evaluated on ADNI (N=500, multi-scanner 1.5T/3.0T) and OASIS-2 (N=150).</w:t>
         <w:br/>
-        <w:t>Key Findings: (1) Self-supervised MONAI Swin UNETR SSL leads cross-cohort discrimination on ADNI (ROC-AUC = 0.5834 [0.5331, 0.6337]), closely matched by 2D Transfer ResNet-18 (0.5778). (2) Demographic shortcut analysis on the matched 500-subject ADNI cohort yields near-chance discrimination (Age+Sex AUC = 0.5123), resolving earlier 50-patient pilot artifacts (0.5671) and confirming genuine structural signal in top vision models. (3) Under real distribution shift, simpler classification margin alone achieves AUROC = 0.5829 for error detection, outperforming composite TrustGate (0.5401). Extreme covariate shift causes feature saturation (100% &gt; q95) while multi-model disagreement experiences an empirical consensus inversion paradox.</w:t>
+        <w:t>Key Findings: (1) Self-supervised MONAI Swin UNETR SSL leads cross-cohort discrimination on ADNI (ROC-AUC = 0.5834 [0.5331, 0.6337]), closely matched by 2D Transfer ResNet-18 (0.5778). (2) Demographic shortcut analysis on the matched 500-subject ADNI cohort yields near-chance discrimination (Age+Sex AUC = 0.5123), resolving earlier 50-patient pilot artifacts (0.5671) and confirming genuine structural signal in top vision models. (3) Under real distribution shift, simpler classification margin alone achieves AUROC = 0.5829 for error detection, outperforming composite TrustGate (0.4697). Extreme covariate shift causes feature saturation (100% &gt; q95) while multi-model disagreement experiences an empirical consensus inversion paradox.</w:t>
         <w:br/>
         <w:t>Conclusion: Brain MRI foundation models do not automatically confer robust cross-scanner generalization. TrustGate is a rigorously documented negative result establishing key bounds for selective prediction in neuroimaging AI.</w:t>
       </w:r>
@@ -1374,7 +1374,7 @@
     </w:p>
     <w:p>
       <w:r>
-        <w:t>TrustGate integrates Confidence Margin, Mahalanobis Feature Distance, Multi-Model Disagreement, and Quality Anomaly. Under distribution shift, Confidence Margin alone achieves AUROC = 0.5829 for failure detection, outperforming composite TrustGate (0.5401). We formally diagnose: (1) Feature distance saturation to 100% rejection (AUROC = 0.5000), and (2) The Consensus Inversion Paradox, where multi-model agreement increases on false-positive predictions under domain shift.</w:t>
+        <w:t>TrustGate integrates Confidence Margin, Mahalanobis Feature Distance, Multi-Model Disagreement, and Quality Anomaly. Under distribution shift, Confidence Margin alone achieves AUROC = 0.5829 for failure detection, outperforming composite TrustGate (0.4697). We formally diagnose: (1) Feature distance saturation to 100% rejection (AUROC = 0.5000), and (2) The Consensus Inversion Paradox, where multi-model agreement increases on false-positive predictions under domain shift.</w:t>
       </w:r>
     </w:p>
     <w:p>

--- a/docs/submission/final/SHIFT_MRI_Complete_Research_Paper.docx
+++ b/docs/submission/final/SHIFT_MRI_Complete_Research_Paper.docx
@@ -40,11 +40,11 @@
           <w:color w:val="464646"/>
           <w:sz w:val="19"/>
         </w:rPr>
-        <w:t>Antigravity Medical Imaging AI &amp; Neuroinformatics Research Consortium</w:t>
+        <w:t>Bhavy Garg</w:t>
         <w:br/>
-        <w:t>Hardware Environment: Windows 11, PyTorch 2.11+cu128, NVIDIA RTX PRO 2000 Blackwell (16 GB)</w:t>
+        <w:t>School of Computer Science and Engineering, Vellore Institute of Technology (VIT), Chennai</w:t>
         <w:br/>
-        <w:t>Authoritative Git Commit: 435daf0 | Single Source of Truth Registry: canonical_registry.json</w:t>
+        <w:t>Authoritative Git Commit: 934c86c | Single Source of Truth Registry: canonical_registry.json</w:t>
       </w:r>
     </w:p>
     <w:p>
@@ -310,7 +310,7 @@
               <w:rPr>
                 <w:sz w:val="16"/>
               </w:rPr>
-              <w:t>0.0172</w:t>
+              <w:t>+0.0210</w:t>
             </w:r>
           </w:p>
         </w:tc>
@@ -403,7 +403,7 @@
               <w:rPr>
                 <w:sz w:val="16"/>
               </w:rPr>
-              <w:t>0.0500</w:t>
+              <w:t>+0.0400</w:t>
             </w:r>
           </w:p>
         </w:tc>
@@ -496,7 +496,7 @@
               <w:rPr>
                 <w:sz w:val="16"/>
               </w:rPr>
-              <w:t>0.0500</w:t>
+              <w:t>+0.0757</w:t>
             </w:r>
           </w:p>
         </w:tc>
@@ -589,7 +589,7 @@
               <w:rPr>
                 <w:sz w:val="16"/>
               </w:rPr>
-              <w:t>0.0500</w:t>
+              <w:t>+0.0689</w:t>
             </w:r>
           </w:p>
         </w:tc>
@@ -682,7 +682,7 @@
               <w:rPr>
                 <w:sz w:val="16"/>
               </w:rPr>
-              <w:t>0.0500</w:t>
+              <w:t>N/A</w:t>
             </w:r>
           </w:p>
         </w:tc>
@@ -775,7 +775,7 @@
               <w:rPr>
                 <w:sz w:val="16"/>
               </w:rPr>
-              <w:t>0.0500</w:t>
+              <w:t>+0.0540</w:t>
             </w:r>
           </w:p>
         </w:tc>
@@ -868,7 +868,7 @@
               <w:rPr>
                 <w:sz w:val="16"/>
               </w:rPr>
-              <w:t>0.0500</w:t>
+              <w:t>+0.1050</w:t>
             </w:r>
           </w:p>
         </w:tc>
@@ -961,7 +961,7 @@
               <w:rPr>
                 <w:sz w:val="16"/>
               </w:rPr>
-              <w:t>0.0500</w:t>
+              <w:t>N/A</w:t>
             </w:r>
           </w:p>
         </w:tc>
@@ -1054,7 +1054,7 @@
               <w:rPr>
                 <w:sz w:val="16"/>
               </w:rPr>
-              <w:t>0.0500</w:t>
+              <w:t>+0.0679</w:t>
             </w:r>
           </w:p>
         </w:tc>
@@ -1147,7 +1147,7 @@
               <w:rPr>
                 <w:sz w:val="16"/>
               </w:rPr>
-              <w:t>0.0500</w:t>
+              <w:t>-0.0915</w:t>
             </w:r>
           </w:p>
         </w:tc>
@@ -1240,7 +1240,7 @@
               <w:rPr>
                 <w:sz w:val="16"/>
               </w:rPr>
-              <w:t>0.0500</w:t>
+              <w:t>+0.1235</w:t>
             </w:r>
           </w:p>
         </w:tc>
@@ -1333,7 +1333,7 @@
               <w:rPr>
                 <w:sz w:val="16"/>
               </w:rPr>
-              <w:t>0.0500</w:t>
+              <w:t>+0.0534</w:t>
             </w:r>
           </w:p>
         </w:tc>

--- a/docs/submission/final/SHIFT_MRI_Complete_Research_Paper.docx
+++ b/docs/submission/final/SHIFT_MRI_Complete_Research_Paper.docx
@@ -284,7 +284,7 @@
               <w:rPr>
                 <w:sz w:val="16"/>
               </w:rPr>
-              <w:t>[0.533, 0.634]</w:t>
+              <w:t>[0.534, 0.633]</w:t>
             </w:r>
           </w:p>
         </w:tc>
@@ -310,7 +310,7 @@
               <w:rPr>
                 <w:sz w:val="16"/>
               </w:rPr>
-              <w:t>+0.0210</w:t>
+              <w:t>-0.0210</w:t>
             </w:r>
           </w:p>
         </w:tc>
@@ -377,7 +377,7 @@
               <w:rPr>
                 <w:sz w:val="16"/>
               </w:rPr>
-              <w:t>[0.528, 0.628]</w:t>
+              <w:t>[0.529, 0.627]</w:t>
             </w:r>
           </w:p>
         </w:tc>
@@ -403,7 +403,7 @@
               <w:rPr>
                 <w:sz w:val="16"/>
               </w:rPr>
-              <w:t>+0.0400</w:t>
+              <w:t>-0.0444</w:t>
             </w:r>
           </w:p>
         </w:tc>
@@ -496,7 +496,7 @@
               <w:rPr>
                 <w:sz w:val="16"/>
               </w:rPr>
-              <w:t>+0.0757</w:t>
+              <w:t>-0.0757</w:t>
             </w:r>
           </w:p>
         </w:tc>
@@ -563,7 +563,7 @@
               <w:rPr>
                 <w:sz w:val="16"/>
               </w:rPr>
-              <w:t>[0.491, 0.595]</w:t>
+              <w:t>[0.491, 0.596]</w:t>
             </w:r>
           </w:p>
         </w:tc>
@@ -589,7 +589,7 @@
               <w:rPr>
                 <w:sz w:val="16"/>
               </w:rPr>
-              <w:t>+0.0689</w:t>
+              <w:t>-0.0689</w:t>
             </w:r>
           </w:p>
         </w:tc>
@@ -749,7 +749,7 @@
               <w:rPr>
                 <w:sz w:val="16"/>
               </w:rPr>
-              <w:t>[0.464, 0.566]</w:t>
+              <w:t>[0.462, 0.568]</w:t>
             </w:r>
           </w:p>
         </w:tc>
@@ -775,7 +775,7 @@
               <w:rPr>
                 <w:sz w:val="16"/>
               </w:rPr>
-              <w:t>+0.0540</w:t>
+              <w:t>-0.0540</w:t>
             </w:r>
           </w:p>
         </w:tc>
@@ -842,7 +842,7 @@
               <w:rPr>
                 <w:sz w:val="16"/>
               </w:rPr>
-              <w:t>[0.461, 0.564]</w:t>
+              <w:t>[0.460, 0.565]</w:t>
             </w:r>
           </w:p>
         </w:tc>
@@ -868,7 +868,7 @@
               <w:rPr>
                 <w:sz w:val="16"/>
               </w:rPr>
-              <w:t>+0.1050</w:t>
+              <w:t>-0.1050</w:t>
             </w:r>
           </w:p>
         </w:tc>
@@ -1028,7 +1028,7 @@
               <w:rPr>
                 <w:sz w:val="16"/>
               </w:rPr>
-              <w:t>[0.452, 0.555]</w:t>
+              <w:t>[0.453, 0.557]</w:t>
             </w:r>
           </w:p>
         </w:tc>
@@ -1054,7 +1054,7 @@
               <w:rPr>
                 <w:sz w:val="16"/>
               </w:rPr>
-              <w:t>+0.0679</w:t>
+              <w:t>-0.0679</w:t>
             </w:r>
           </w:p>
         </w:tc>
@@ -1121,7 +1121,7 @@
               <w:rPr>
                 <w:sz w:val="16"/>
               </w:rPr>
-              <w:t>[0.454, 0.559]</w:t>
+              <w:t>[0.454, 0.560]</w:t>
             </w:r>
           </w:p>
         </w:tc>
@@ -1147,7 +1147,7 @@
               <w:rPr>
                 <w:sz w:val="16"/>
               </w:rPr>
-              <w:t>-0.0915</w:t>
+              <w:t>+0.0915</w:t>
             </w:r>
           </w:p>
         </w:tc>
@@ -1240,7 +1240,7 @@
               <w:rPr>
                 <w:sz w:val="16"/>
               </w:rPr>
-              <w:t>+0.1235</w:t>
+              <w:t>-0.1501</w:t>
             </w:r>
           </w:p>
         </w:tc>
@@ -1307,7 +1307,7 @@
               <w:rPr>
                 <w:sz w:val="16"/>
               </w:rPr>
-              <w:t>[0.426, 0.529]</w:t>
+              <w:t>[0.426, 0.530]</w:t>
             </w:r>
           </w:p>
         </w:tc>
@@ -1333,7 +1333,7 @@
               <w:rPr>
                 <w:sz w:val="16"/>
               </w:rPr>
-              <w:t>+0.0534</w:t>
+              <w:t>-0.0534</w:t>
             </w:r>
           </w:p>
         </w:tc>
